--- a/docs/investor-materials/v1.5/executive-protection/CTDI-due-diligence-faq-executive-protection.docx
+++ b/docs/investor-materials/v1.5/executive-protection/CTDI-due-diligence-faq-executive-protection.docx
@@ -25,7 +25,7 @@
           <w:i w:val="0"/>
           <w:sz w:val="22"/>
         </w:rPr>
-        <w:t>CS Executive Services, LLC · Arlington, VA · August 2026 · Prepared for executive-protection, secure-transportation, and corporate-GSOC diligence</w:t>
+        <w:t>[operator LLC], LLC · Arlington, VA · August 2026 · Prepared for executive-protection, secure-transportation, and corporate-GSOC diligence</w:t>
       </w:r>
     </w:p>
     <w:p>
@@ -735,7 +735,7 @@
           <w:i w:val="0"/>
           <w:sz w:val="22"/>
         </w:rPr>
-        <w:t xml:space="preserve"> (adopted 2026-08-24; Licensor: CS Executive Services, LLC): free for all non-production use; free in production for personal self-hosting and internal relay/middleware use within an organization of any size, unless that use serves a fee-based third-party client service — in which case, along with any hosted resale, white-labeling, or platform absorption, a commercial license is required. Each version converts to GPL v3-or-later four years after first publication (Change Date 2030-08-24), so the platform opens over time rather than staying locked indefinitely. </w:t>
+        <w:t xml:space="preserve"> (adopted 2026-08-24; Licensor: [operator LLC], LLC): free for all non-production use; free in production for personal self-hosting and internal relay/middleware use within an organization of any size, unless that use serves a fee-based third-party client service — in which case, along with any hosted resale, white-labeling, or platform absorption, a commercial license is required. Each version converts to GPL v3-or-later four years after first publication (Change Date 2030-08-24), so the platform opens over time rather than staying locked indefinitely. </w:t>
       </w:r>
       <w:r>
         <w:rPr>
